--- a/HW04_A2_17913373036850145.docx
+++ b/HW04_A2_17913373036850145.docx
@@ -1323,6 +1323,7 @@
                 <w:szCs w:val="21"/>
               </w:rPr>
             </w:pPr>
+            <w:commentRangeStart w:id="0"/>
             <w:r>
               <w:rPr>
                 <w:rFonts w:hint="default" w:ascii="Consolas" w:hAnsi="Consolas" w:eastAsia="Consolas" w:cs="Consolas"/>
@@ -1448,6 +1449,13 @@
                 <w:lang w:val="en-US" w:eastAsia="zh-CN" w:bidi="ar"/>
               </w:rPr>
               <w:t>):</w:t>
+            </w:r>
+            <w:commentRangeEnd w:id="0"/>
+            <w:r>
+              <w:rPr>
+                <w:rStyle w:val="CommentReference"/>
+              </w:rPr>
+              <w:commentReference w:id="0"/>
             </w:r>
           </w:p>
           <w:p>
@@ -3527,6 +3535,7 @@
                 <w:szCs w:val="21"/>
               </w:rPr>
             </w:pPr>
+            <w:commentRangeStart w:id="1"/>
             <w:r>
               <w:rPr>
                 <w:rFonts w:hint="default" w:ascii="Consolas" w:hAnsi="Consolas" w:eastAsia="Consolas" w:cs="Consolas"/>
@@ -3680,6 +3689,13 @@
                 <w:lang w:val="en-US" w:eastAsia="zh-CN" w:bidi="ar"/>
               </w:rPr>
               <w:t>))</w:t>
+            </w:r>
+            <w:commentRangeEnd w:id="1"/>
+            <w:r>
+              <w:rPr>
+                <w:rStyle w:val="CommentReference"/>
+              </w:rPr>
+              <w:commentReference w:id="1"/>
             </w:r>
           </w:p>
           <w:p>
@@ -4976,6 +4992,7 @@
             <w:pPr>
               <w:spacing w:line="240" w:lineRule="auto"/>
             </w:pPr>
+            <w:commentRangeStart w:id="2"/>
             <w:r>
               <w:drawing>
                 <wp:inline distT="0" distB="0" distL="114300" distR="114300">
@@ -5018,6 +5035,13 @@
                   </a:graphic>
                 </wp:inline>
               </w:drawing>
+            </w:r>
+            <w:commentRangeEnd w:id="2"/>
+            <w:r>
+              <w:rPr>
+                <w:rStyle w:val="CommentReference"/>
+              </w:rPr>
+              <w:commentReference w:id="2"/>
             </w:r>
           </w:p>
         </w:tc>
@@ -7030,6 +7054,7 @@
                 <w:szCs w:val="21"/>
               </w:rPr>
             </w:pPr>
+            <w:commentRangeStart w:id="3"/>
             <w:r>
               <w:rPr>
                 <w:rFonts w:hint="default" w:ascii="Consolas" w:hAnsi="Consolas" w:eastAsia="Consolas" w:cs="Consolas"/>
@@ -7113,6 +7138,13 @@
                 <w:lang w:val="en-US" w:eastAsia="zh-CN" w:bidi="ar"/>
               </w:rPr>
               <w:t>):</w:t>
+            </w:r>
+            <w:commentRangeEnd w:id="3"/>
+            <w:r>
+              <w:rPr>
+                <w:rStyle w:val="CommentReference"/>
+              </w:rPr>
+              <w:commentReference w:id="3"/>
             </w:r>
           </w:p>
           <w:p>
@@ -8629,12 +8661,20 @@
                 <w:lang w:val="en-US" w:eastAsia="zh-CN"/>
               </w:rPr>
             </w:pPr>
+            <w:commentRangeStart w:id="4"/>
             <w:r>
               <w:rPr>
                 <w:rFonts w:hint="eastAsia" w:eastAsia="宋体"/>
                 <w:lang w:val="en-US" w:eastAsia="zh-CN"/>
               </w:rPr>
               <w:t>Searching this linked list can only be implemented linearly with a time complexity of O(n), but searching through a sorted a array may make use binary search with a time complexity of O(log n), which is less time-consuming than the O(n) linear method.</w:t>
+            </w:r>
+            <w:commentRangeEnd w:id="4"/>
+            <w:r>
+              <w:rPr>
+                <w:rStyle w:val="CommentReference"/>
+              </w:rPr>
+              <w:commentReference w:id="4"/>
             </w:r>
           </w:p>
         </w:tc>
@@ -9834,12 +9874,20 @@
                 <w:lang w:val="en-US" w:eastAsia="zh-CN"/>
               </w:rPr>
             </w:pPr>
+            <w:commentRangeStart w:id="5"/>
             <w:r>
               <w:rPr>
                 <w:rFonts w:hint="eastAsia" w:eastAsia="宋体"/>
                 <w:lang w:val="en-US" w:eastAsia="zh-CN"/>
               </w:rPr>
               <w:t>4</w:t>
+            </w:r>
+            <w:commentRangeEnd w:id="5"/>
+            <w:r>
+              <w:rPr>
+                <w:rStyle w:val="CommentReference"/>
+              </w:rPr>
+              <w:commentReference w:id="5"/>
             </w:r>
           </w:p>
         </w:tc>
@@ -10156,12 +10204,20 @@
                 <w:lang w:val="en-US" w:eastAsia="zh-CN"/>
               </w:rPr>
             </w:pPr>
+            <w:commentRangeStart w:id="6"/>
             <w:r>
               <w:rPr>
                 <w:rFonts w:hint="eastAsia" w:eastAsia="宋体"/>
                 <w:lang w:val="en-US" w:eastAsia="zh-CN"/>
               </w:rPr>
               <w:t>Because a circular queue can make use of all space in its implementing array, and move of front pointer will not cause a permanent loss of available space.</w:t>
+            </w:r>
+            <w:commentRangeEnd w:id="6"/>
+            <w:r>
+              <w:rPr>
+                <w:rStyle w:val="CommentReference"/>
+              </w:rPr>
+              <w:commentReference w:id="6"/>
             </w:r>
           </w:p>
           <w:p>
@@ -10231,12 +10287,20 @@
                 <w:lang w:val="en-US" w:eastAsia="zh-CN"/>
               </w:rPr>
             </w:pPr>
+            <w:commentRangeStart w:id="7"/>
             <w:r>
               <w:rPr>
                 <w:rFonts w:hint="eastAsia" w:eastAsia="宋体"/>
                 <w:lang w:val="en-US" w:eastAsia="zh-CN"/>
               </w:rPr>
               <w:t>A directed graph is a graph whose edges have their own direction.</w:t>
+            </w:r>
+            <w:commentRangeEnd w:id="7"/>
+            <w:r>
+              <w:rPr>
+                <w:rStyle w:val="CommentReference"/>
+              </w:rPr>
+              <w:commentReference w:id="7"/>
             </w:r>
             <w:bookmarkStart w:id="0" w:name="_GoBack"/>
             <w:bookmarkEnd w:id="0"/>
@@ -10267,6 +10331,139 @@
     </w:sectPr>
   </w:body>
 </w:document>
+</file>
+
+<file path=word/comments.xml><?xml version="1.0" encoding="utf-8"?>
+<w:comments xmlns:a="http://schemas.openxmlformats.org/drawingml/2006/main" xmlns:pic="http://schemas.openxmlformats.org/drawingml/2006/picture" xmlns:r="http://schemas.openxmlformats.org/officeDocument/2006/relationships" xmlns:w="http://schemas.openxmlformats.org/wordprocessingml/2006/main" xmlns:wp="http://schemas.openxmlformats.org/drawingml/2006/wordprocessingDrawing" xmlns:mc="http://schemas.openxmlformats.org/markup-compatibility/2006" xmlns:a14="http://schemas.microsoft.com/office/drawing/2010/main" xmlns:w14="http://schemas.microsoft.com/office/word/2010/wordml" xmlns:wpc="http://schemas.microsoft.com/office/word/2010/wordprocessingCanvas">
+  <w:comment w:id="0" w:author="Teacher" w:initials="T" w:date="2026-10-16T04:27:51Z">
+    <w:p>
+      <w:pPr>
+        <w:pStyle w:val="CommentText"/>
+      </w:pPr>
+      <w:r>
+        <w:rPr>
+          <w:rStyle w:val="CommentReference"/>
+        </w:rPr>
+        <w:annotationRef/>
+      </w:r>
+      <w:r>
+        <w:t>11/12 - SetHours() 缺少校验，任何值都会被写入。应按题面写成 if 1 &lt;= newHours &lt;= 24: 再赋值 (-1)</w:t>
+      </w:r>
+    </w:p>
+  </w:comment>
+  <w:comment w:id="1" w:author="Teacher" w:initials="T" w:date="2026-10-16T04:27:51Z">
+    <w:p>
+      <w:pPr>
+        <w:pStyle w:val="CommentText"/>
+      </w:pPr>
+      <w:r>
+        <w:rPr>
+          <w:rStyle w:val="CommentReference"/>
+        </w:rPr>
+        <w:annotationRef/>
+      </w:r>
+      <w:r>
+        <w:t>6/7 - IsMember = bool(input(...)) 有逻辑错误：Python 中 bool("False") 的结果是 True（非空字符串一律为 True），所以无论输入 True 还是 False 都会被当作会员，费用一律打 7.5 折。应写成 IsMember = (input(...) == "True")，或先判断输入的字符串 (-1)</w:t>
+      </w:r>
+    </w:p>
+  </w:comment>
+  <w:comment w:id="2" w:author="Teacher" w:initials="T" w:date="2026-10-16T04:27:51Z">
+    <w:p>
+      <w:pPr>
+        <w:pStyle w:val="CommentText"/>
+      </w:pPr>
+      <w:r>
+        <w:rPr>
+          <w:rStyle w:val="CommentReference"/>
+        </w:rPr>
+        <w:annotationRef/>
+      </w:r>
+      <w:r>
+        <w:t>Full marks. - 截图符合要求（3 组注册号 + 费用）。但请核对：把你在 (d) 提交的代码用同样的输入跑一遍，得到的费用是 3.0 / 3.0 / 4.5，而不是截图里的 3.0 / 4.0 / 6.0——说明这张截图不是这段代码跑出来的。答题框里的代码必须与实际运行的版本一致。</w:t>
+      </w:r>
+    </w:p>
+  </w:comment>
+  <w:comment w:id="3" w:author="Teacher" w:initials="T" w:date="2026-10-16T04:27:51Z">
+    <w:p>
+      <w:pPr>
+        <w:pStyle w:val="CommentText"/>
+      </w:pPr>
+      <w:r>
+        <w:rPr>
+          <w:rStyle w:val="CommentReference"/>
+        </w:rPr>
+        <w:annotationRef/>
+      </w:r>
+      <w:r>
+        <w:t>Full marks. - 本题（旧题面 “visited before the item was found” 有歧义）：你按“不含被找到的那个节点”理解，找到首节点返回 0；solution 用的是“含被找到的节点”。两种都接受，题面已改为 “visited, including the node where the item is found”，今后按新题面作答。</w:t>
+      </w:r>
+    </w:p>
+  </w:comment>
+  <w:comment w:id="4" w:author="Teacher" w:initials="T" w:date="2026-10-16T04:27:51Z">
+    <w:p>
+      <w:pPr>
+        <w:pStyle w:val="CommentText"/>
+      </w:pPr>
+      <w:r>
+        <w:rPr>
+          <w:rStyle w:val="CommentReference"/>
+        </w:rPr>
+        <w:annotationRef/>
+      </w:r>
+      <w:r>
+        <w:t>Full marks. - 补充建议：完整答案还应说明 ① 链表只能从 startPointer 沿指针顺序访问（节点只能由前驱到达），最坏要走完 n 个节点；② 二分查找每次比较会把待查范围减半。你写的 O(n) / O(log n) 判断正确。</w:t>
+      </w:r>
+    </w:p>
+  </w:comment>
+  <w:comment w:id="5" w:author="Teacher" w:initials="T" w:date="2026-10-16T04:27:51Z">
+    <w:p>
+      <w:pPr>
+        <w:pStyle w:val="CommentText"/>
+      </w:pPr>
+      <w:r>
+        <w:rPr>
+          <w:rStyle w:val="CommentReference"/>
+        </w:rPr>
+        <w:annotationRef/>
+      </w:r>
+      <w:r>
+        <w:t>Full marks. - 第 3 行 “Branch taken” 单元格留空。该行已经找到 40，官方答案写 found（写 N/A 也可以），但建议还是填上，留空容易被当成未作答。</w:t>
+      </w:r>
+    </w:p>
+  </w:comment>
+  <w:comment w:id="6" w:author="Teacher" w:initials="T" w:date="2026-10-16T04:27:51Z">
+    <w:p>
+      <w:pPr>
+        <w:pStyle w:val="CommentText"/>
+      </w:pPr>
+      <w:r>
+        <w:rPr>
+          <w:rStyle w:val="CommentReference"/>
+        </w:rPr>
+        <w:annotationRef/>
+      </w:r>
+      <w:r>
+        <w:t>2/3 - 说到了“空间不会被永久浪费”，但未点出线性队列“可能在还有空位时就报 full”，也未点出循环队列是靠指针回绕来复用空间。得分点见 mark scheme (-1)</w:t>
+      </w:r>
+    </w:p>
+  </w:comment>
+  <w:comment w:id="7" w:author="Teacher" w:initials="T" w:date="2026-10-16T04:27:51Z">
+    <w:p>
+      <w:pPr>
+        <w:pStyle w:val="CommentText"/>
+      </w:pPr>
+      <w:r>
+        <w:rPr>
+          <w:rStyle w:val="CommentReference"/>
+        </w:rPr>
+        <w:annotationRef/>
+      </w:r>
+      <w:r>
+        <w:t>1/2 - 只说了“边有方向”，未说明其后果——边只能单向遍历，A→B 与 B→A 不同 (-1)</w:t>
+      </w:r>
+    </w:p>
+  </w:comment>
+</w:comments>
 </file>
 
 <file path=word/endnotes.xml><?xml version="1.0" encoding="utf-8"?>

--- a/HW04_A2_17913373036850145.docx
+++ b/HW04_A2_17913373036850145.docx
@@ -10335,7 +10335,7 @@
 
 <file path=word/comments.xml><?xml version="1.0" encoding="utf-8"?>
 <w:comments xmlns:a="http://schemas.openxmlformats.org/drawingml/2006/main" xmlns:pic="http://schemas.openxmlformats.org/drawingml/2006/picture" xmlns:r="http://schemas.openxmlformats.org/officeDocument/2006/relationships" xmlns:w="http://schemas.openxmlformats.org/wordprocessingml/2006/main" xmlns:wp="http://schemas.openxmlformats.org/drawingml/2006/wordprocessingDrawing" xmlns:mc="http://schemas.openxmlformats.org/markup-compatibility/2006" xmlns:a14="http://schemas.microsoft.com/office/drawing/2010/main" xmlns:w14="http://schemas.microsoft.com/office/word/2010/wordml" xmlns:wpc="http://schemas.microsoft.com/office/word/2010/wordprocessingCanvas">
-  <w:comment w:id="0" w:author="Teacher" w:initials="T" w:date="2026-10-16T04:27:51Z">
+  <w:comment w:id="0" w:author="Teacher" w:initials="T" w:date="2026-10-16T04:35:23Z">
     <w:p>
       <w:pPr>
         <w:pStyle w:val="CommentText"/>
@@ -10347,11 +10347,11 @@
         <w:annotationRef/>
       </w:r>
       <w:r>
-        <w:t>11/12 - SetHours() 缺少校验，任何值都会被写入。应按题面写成 if 1 &lt;= newHours &lt;= 24: 再赋值 (-1)</w:t>
+        <w:t>11/12 - SetHours() has no validation, so any value is stored. The question requires it to store newHours only if 1 &lt;= newHours &lt;= 24, so add that check before assigning (-1)</w:t>
       </w:r>
     </w:p>
   </w:comment>
-  <w:comment w:id="1" w:author="Teacher" w:initials="T" w:date="2026-10-16T04:27:51Z">
+  <w:comment w:id="1" w:author="Teacher" w:initials="T" w:date="2026-10-16T04:35:23Z">
     <w:p>
       <w:pPr>
         <w:pStyle w:val="CommentText"/>
@@ -10363,11 +10363,11 @@
         <w:annotationRef/>
       </w:r>
       <w:r>
-        <w:t>6/7 - IsMember = bool(input(...)) 有逻辑错误：Python 中 bool("False") 的结果是 True（非空字符串一律为 True），所以无论输入 True 还是 False 都会被当作会员，费用一律打 7.5 折。应写成 IsMember = (input(...) == "True")，或先判断输入的字符串 (-1)</w:t>
+        <w:t>6/7 - IsMember = bool(input(...)) is a logic error: in Python bool("False") is True (any non-empty string is true), so every driver is treated as a member and every charge is reduced by 25%. Use IsMember = (input(...) == "True"), or read the string first and then decide (-1)</w:t>
       </w:r>
     </w:p>
   </w:comment>
-  <w:comment w:id="2" w:author="Teacher" w:initials="T" w:date="2026-10-16T04:27:51Z">
+  <w:comment w:id="2" w:author="Teacher" w:initials="T" w:date="2026-10-16T04:35:23Z">
     <w:p>
       <w:pPr>
         <w:pStyle w:val="CommentText"/>
@@ -10379,11 +10379,11 @@
         <w:annotationRef/>
       </w:r>
       <w:r>
-        <w:t>Full marks. - 截图符合要求（3 组注册号 + 费用）。但请核对：把你在 (d) 提交的代码用同样的输入跑一遍，得到的费用是 3.0 / 3.0 / 4.5，而不是截图里的 3.0 / 4.0 / 6.0——说明这张截图不是这段代码跑出来的。答题框里的代码必须与实际运行的版本一致。</w:t>
+        <w:t>Full marks. - The screenshot is complete (three registration numbers and three charges). But please check this: running the code you submitted in part (d) with the same inputs gives 3.0 / 3.0 / 4.5, not the 3.0 / 4.0 / 6.0 shown in your screenshot - so the screenshot was not produced by this version of the code. The code in the answer box must be exactly the version you ran.</w:t>
       </w:r>
     </w:p>
   </w:comment>
-  <w:comment w:id="3" w:author="Teacher" w:initials="T" w:date="2026-10-16T04:27:51Z">
+  <w:comment w:id="3" w:author="Teacher" w:initials="T" w:date="2026-10-16T04:35:23Z">
     <w:p>
       <w:pPr>
         <w:pStyle w:val="CommentText"/>
@@ -10395,11 +10395,11 @@
         <w:annotationRef/>
       </w:r>
       <w:r>
-        <w:t>Full marks. - 本题（旧题面 “visited before the item was found” 有歧义）：你按“不含被找到的那个节点”理解，找到首节点返回 0；solution 用的是“含被找到的节点”。两种都接受，题面已改为 “visited, including the node where the item is found”，今后按新题面作答。</w:t>
+        <w:t>Full marks. - The original wording ("visited before the item was found") was ambiguous: you counted the nodes visited before the match, so 0 is returned when the first node is the target, while the solution counts the matching node as well. Both readings were accepted. The question has now been changed to "visited, including the node where the item is found", so follow the new wording from now on.</w:t>
       </w:r>
     </w:p>
   </w:comment>
-  <w:comment w:id="4" w:author="Teacher" w:initials="T" w:date="2026-10-16T04:27:51Z">
+  <w:comment w:id="4" w:author="Teacher" w:initials="T" w:date="2026-10-16T04:35:23Z">
     <w:p>
       <w:pPr>
         <w:pStyle w:val="CommentText"/>
@@ -10411,11 +10411,11 @@
         <w:annotationRef/>
       </w:r>
       <w:r>
-        <w:t>Full marks. - 补充建议：完整答案还应说明 ① 链表只能从 startPointer 沿指针顺序访问（节点只能由前驱到达），最坏要走完 n 个节点；② 二分查找每次比较会把待查范围减半。你写的 O(n) / O(log n) 判断正确。</w:t>
+        <w:t>Full marks. - Suggestion for next time: a complete answer should also explain why the linked list is linear - it can only be searched by starting at startPointer and following the pointers, because a node is only reachable through its predecessor, so up to n nodes must be visited - and that a binary search halves the remaining search space at every comparison. Your O(n) / O(log n) values and the comparison with the linked list are correct.</w:t>
       </w:r>
     </w:p>
   </w:comment>
-  <w:comment w:id="5" w:author="Teacher" w:initials="T" w:date="2026-10-16T04:27:51Z">
+  <w:comment w:id="5" w:author="Teacher" w:initials="T" w:date="2026-10-16T04:35:23Z">
     <w:p>
       <w:pPr>
         <w:pStyle w:val="CommentText"/>
@@ -10427,11 +10427,11 @@
         <w:annotationRef/>
       </w:r>
       <w:r>
-        <w:t>Full marks. - 第 3 行 “Branch taken” 单元格留空。该行已经找到 40，官方答案写 found（写 N/A 也可以），但建议还是填上，留空容易被当成未作答。</w:t>
+        <w:t>Full marks. - In row 3 the "Branch taken" cell is empty. The item has already been found at that point; the published answer writes "found" (N/A would also be accepted). Do fill it in - an empty cell can easily be treated as no answer.</w:t>
       </w:r>
     </w:p>
   </w:comment>
-  <w:comment w:id="6" w:author="Teacher" w:initials="T" w:date="2026-10-16T04:27:51Z">
+  <w:comment w:id="6" w:author="Teacher" w:initials="T" w:date="2026-10-16T04:35:23Z">
     <w:p>
       <w:pPr>
         <w:pStyle w:val="CommentText"/>
@@ -10443,11 +10443,11 @@
         <w:annotationRef/>
       </w:r>
       <w:r>
-        <w:t>2/3 - 说到了“空间不会被永久浪费”，但未点出线性队列“可能在还有空位时就报 full”，也未点出循环队列是靠指针回绕来复用空间。得分点见 mark scheme (-1)</w:t>
+        <w:t>2/3 - You say that the space is not permanently lost, but you do not point out that a linear queue can report itself full while there is still empty space in the array, nor that a circular queue reuses that space by wrapping the pointers round. See the mark scheme for the three points (-1)</w:t>
       </w:r>
     </w:p>
   </w:comment>
-  <w:comment w:id="7" w:author="Teacher" w:initials="T" w:date="2026-10-16T04:27:51Z">
+  <w:comment w:id="7" w:author="Teacher" w:initials="T" w:date="2026-10-16T04:35:23Z">
     <w:p>
       <w:pPr>
         <w:pStyle w:val="CommentText"/>
@@ -10459,7 +10459,7 @@
         <w:annotationRef/>
       </w:r>
       <w:r>
-        <w:t>1/2 - 只说了“边有方向”，未说明其后果——边只能单向遍历，A→B 与 B→A 不同 (-1)</w:t>
+        <w:t>1/2 - You say that the edges have a direction, but not the consequence: an edge can only be traversed one way, and an edge from A to B is not the same as an edge from B to A (-1)</w:t>
       </w:r>
     </w:p>
   </w:comment>
